--- a/Unnn-Inf/U304-Aig.docx
+++ b/Unnn-Inf/U304-Aig.docx
@@ -1289,7 +1289,7 @@
           <w:rFonts w:ascii="Gentium" w:hAnsi="Gentium" w:cs="Gentium"/>
         </w:rPr>
         <w:lastRenderedPageBreak/>
-        <w:t>wedding for the girl; and their sorrow being changed into joy, and the beating of their breasts into dancing, they began to be glad, to rejoice, to exult, and sing – adorned, on account of their great joy, in most splendid and gorgeous attire. Then they began to recite songs and praises, and to say, “O Jesus, son of David, who turns sorrow into gladness, and lamentations into joy!” And Joseph and Mary remained there ten clays. Thereafter, they set out, treated with great honours by these people, who bade them farewell, and from bidding them farewell returned weeping, especially the girl.</w:t>
+        <w:t>wedding for the girl; and their sorrow being changed into joy, and the beating of their breasts into dancing, they began to be glad, to rejoice, to exult, and sing – adorned, on account of their great joy, in most splendid and gorgeous attire. Then they began to recite songs and praises, and to say, “O Jesus, son of David, who turns sorrow into gladness, and lamentations into joy!” And Joseph and Mary remained there ten days. Thereafter, they set out, treated with great honours by these people, who bade them farewell, and from bidding them farewell returned weeping, especially the girl.</w:t>
       </w:r>
     </w:p>
     <w:p>
@@ -1876,7 +1876,7 @@
         <w:rPr>
           <w:rFonts w:ascii="Gentium" w:hAnsi="Gentium" w:cs="Gentium"/>
         </w:rPr>
-        <w:t>There was there also a young woman afflicted by Satan; for, that accursed wretch repeatedly appeared to her in the form of a huge dragon, and prepared to swallow her. He also sucked out all her blood, so that she was left like a corpse. As often as he came near her, she, with her hands clasped over her head, cried out, and said, “Woe, woe is me; for, nobody is near to free me from that accursed dragon.” And her father and mother, and all who were about her or saw her, bewailed her lot; and men stood round her in a crowd, and all wept and lamented, especially when she wept, and said, “Oh, my brothers and friends, is there no one to free me from that murderer?” And the daughter of the chief who had been healed of her leprosy, hearing the girl’s voice, went up to the roof of her castle, and saw her with her hands clasped over her head weeping, and all the crowds standing round her weeping as wall. She therefore asked the demoniac’s husband whether his wife’s mother was alive. And, when he answered that both her parents were living, she said, “Send for her mother to come to me.” And, when she saw that he had sent for her, and she had come, she said, “Is that distracted girl your daughter?” “Yes, O lady,” said that sorrowful and weeping woman, she is my daughter.” The chief’s daughter answered, “Keep my secret; for, I confess to you that I was formerly a leper; but now the Lady Mary, the mother of Jesus Christ, has healed me. But, if you wish your daughter to be healed, take her to Bethlehem, and seek Mary the mother of Jesus, and believe that your daughter will be healed; I indeed believe that you will come back with joy, with your daughter healed.” As soon as the woman heard the words of the chief’s daughter, she led away her daughter in haste; and, going to the place indicated, she went to the Lady Mary, and revealed to her the state of her daughter. And the Lady Mary, hearing her words, gave her a little of the water in which she had washed the body of her son Jesus, and ordered her to pour it on the body of her daughter. She gave her also from the clothes of the Lord Jesus a swathing cloth, saying, “Take this cloth, and show it to your enemy as often as you shall see him.” And she saluted them and sent them away.</w:t>
+        <w:t>There was there also a young woman afflicted by Satan; for, that accursed wretch repeatedly appeared to her in the form of a huge dragon, and prepared to swallow her. He also sucked out all her blood, so that she was left like a corpse. As often as he came near her, she, with her hands clasped over her head, cried out, and said, “Woe, woe is me; for, nobody is near to free me from that accursed dragon.” And her father and mother, and all who were about her or saw her, bewailed her lot; and men stood round her in a crowd, and all wept and lamented, especially when she wept, and said, “Oh, my brothers and friends, is there no one to free me from that murderer?” And the daughter of the chief who had been healed of her leprosy, hearing the girl’s voice, went up to the roof of her castle, and saw her with her hands clasped over her head weeping, and all the crowds standing round her weeping as well. She, therefore, asked the demoniac’s husband whether his wife’s mother was alive. And, when he answered that both her parents were living, she said, “Send for her mother to come to me.” And, when she saw that he had sent for her, and she had come, she said, “Is that distracted girl your daughter?” “Yes, O lady,” said that sorrowful and weeping woman, she is my daughter.” The chief’s daughter answered, “Keep my secret; for, I confess to you that I was formerly a leper; but now the Lady Mary, the mother of Jesus Christ, has healed me. But, if you wish your daughter to be healed, take her to Bethlehem, and seek Mary the mother of Jesus, and believe that your daughter will be healed; I indeed believe that you will come back with joy, with your daughter healed.” As soon as the woman heard the words of the chief’s daughter, she led away her daughter in haste; and, going to the place indicated, she went to the Lady Mary, and revealed to her the state of her daughter. And the Lady Mary, hearing her words, gave her a little of the water in which she had washed the body of her son Jesus, and ordered her to pour it on the body of her daughter. She gave her also from the clothes of the Lord Jesus a swathing cloth, saying, “Take this cloth, and show it to your enemy as often as you shall see him.” And she saluted them and sent them away.</w:t>
       </w:r>
     </w:p>
     <w:p>
@@ -1929,7 +1929,7 @@
         <w:rPr>
           <w:rFonts w:ascii="Gentium" w:hAnsi="Gentium" w:cs="Gentium"/>
         </w:rPr>
-        <w:t>When, therefore, they had gone away from her, and returned to their own district, and the time was at hand at which Satan was wont to attack her, at this very time that accursed one appeared to her in the shape of a huge dragon, and the girl was afraid at the sight of him. And her mother said to her, “Fear not, my daughter; allow him to come near you and then show him the cloth that the Lady Mary has given us, and let us see what will happen. “Satan, therefore, having come near in the likeness of a terrible dragon, the body of the girl shuddered for fear of him; but, as soon as she took out the cloth and placed it on her head, and covered her eyes with it, flames and live coals began to dart forth from it, and to be cast on the dragon. O, the great miracle that was done as soon as the dragon saw the cloth of the Lord Jesus, from which the fire darted, and was cast on his head and eyes! He cried out with a loud voice, “What have I to do with thee, O Jesus, son of Mary? Whither shall I fly from you?” And, with great fear, he turned his back and departed from the girl, and never afterwards appeared to her. And the girl now had rest from him, and gave praise and thanks to God, and along with her all who were present at that miracle.</w:t>
+        <w:t>When, therefore, they had gone away from her, and returned to their own district, and the time was at hand at which Satan was wont to attack her, at this very time that accursed one appeared to her in the shape of a huge dragon, and the girl was afraid at the sight of him. And her mother said to her, “Fear not, my daughter; allow him to come near you and then show him the cloth that the Lady Mary has given us, and let us see what will happen. “Satan, therefore, having come near in the likeness of a terrible dragon, the body of the girl shuddered for fear of him; but, as soon as she took out the cloth and placed it on her head, and covered her eyes with it, flames and live coals began to dart forth from it, and to be cast on the dragon. O, the great miracle that was done as soon as the dragon saw the cloth of the Lord Jesus, from which the fire darted, and was cast on his head and eyes! He cried out with a loud voice, “What have I to do with you, O Jesus, son of Mary? Whither shall I fly from you?” And, with great fear, he turned his back and departed from the girl, and never afterwards appeared to her. And the girl now had rest from him, and gave praise and thanks to God, and along with her all who were present at that miracle.</w:t>
       </w:r>
     </w:p>
     <w:p>
@@ -1981,7 +1981,7 @@
         <w:rPr>
           <w:rFonts w:ascii="Gentium" w:hAnsi="Gentium" w:cs="Gentium"/>
         </w:rPr>
-        <w:t>Another woman was living in the same place, whose son was tormented by Satan. He, Judas by name, as often as Satan seized him, used to bite all who came near him; and, if he found no one near him, he used to bite his own hands and other limbs. The mother of this wretched creature, then, hearing the fame of the Lady Mary and her son Jesus, rose up and brought her son Judas with her to the Lady Mary. In the meantime, James and Joses had taken the child the Lord Jesus with them to play with the other children; and they had gone out of the house and sat down, and the Lord Jesus with them. And the demoniac Judas came up, and sat down at Jesus’ right hand; then, being attacked by Satan in the same manner as usual, he wished to bite the Lord Jesus, but was not able; nevertheless, he struck Jesus on the right side, whereupon He began to weep. And, immediately, Satan went forth out of that boy, fleeing like a mad dog. And this boy who struck Jesus, and out of whom Satan went forth in the shape of a dog, was Judas Iscariot, who betrayed Him to the Jews; and that same side on which Judas struck Him, the Jews transfixed with a lance.</w:t>
+        <w:t>Another woman was living in the same place, whose son was tormented by Satan. He, Judas by name, as often as Satan seized him, used to bite all who came near him; and, if he found no one near him, he used to bite his own hands and other limbs. The mother of this wretched creature, then, hearing the fame of the Lady Mary and her son Jesus, rose up and brought her son Judas with her to the Lady Mary. In the meantime, James and Joses had taken the child the Lord Jesus with them to play with the other children; and they had gone out of the house and sat down, and the Lord Jesus with them. And the demoniac Judas came up and sat down at Jesus’ right hand; then, being attacked by Satan in the same manner as usual, he wished to bite the Lord Jesus, but was not able; nevertheless, he struck Jesus on the right side, whereupon He began to weep. And, immediately, Satan went forth out of that boy, fleeing like a mad dog. And this boy who struck Jesus, and out of whom Satan went forth in the shape of a dog, was Judas Iscariot, who betrayed Him to the Jews; and that same side on which Judas struck Him, the Jews transfixed with a lance.</w:t>
       </w:r>
     </w:p>
     <w:p>
@@ -2353,14 +2353,14 @@
         <w:rPr>
           <w:rFonts w:ascii="Gentium" w:hAnsi="Gentium" w:cs="Gentium"/>
         </w:rPr>
-        <w:t xml:space="preserve">In the meantime, while these things were going on, some men came up carrying a boy. For, this boy had gone into the mountain with those of his own age to seek wood, and there he found a partridge’s nest; and, when he stretched out his hand to take the eggs from it, a venomous serpent bit him from the middle of the nest, so that he called out for help. His comrades accordingly went to him with haste and found him lying on the ground like one dead. Then his relations came and took him up to carry him back to the city. And, after they had come to that place where the Lord Jesus was sitting like a king, and the rest of the boys standing round Him like His servants, the boys went hastily forward to meet him who had been bitten by the serpent, and said to his relations, “Come and salute the king.” But, when they were unwilling to go, on account of the sorrow in I which they were, the boys dragged them by force against their will. And, when they had come up to the Lord Jesus, He asked them why they were carrying the boy. And, when they answered that a serpent had bitten him, the Lord Jesus said to the boys, “Let us go and kill that serpent.” And the parents of the boy asked leave to go away, because their son was in the agony of death; but the boys answered them, saying, “Did you not hear the king saying, “Let us go kill the serpent?” And will you not obey him?” And so, against their will, </w:t>
+        <w:t xml:space="preserve">In the meantime, while these things were going on, some men came up carrying a boy. For, this boy had gone into the mountain with those of his own age to seek wood, and there he found a partridge’s nest; and, when he stretched out his hand to take the eggs from it, a venomous serpent bit him from the middle of the nest, so that he called out for help. His comrades accordingly went to him with haste and found him lying on the ground like one dead. Then his relations came and took him up to carry him back to the city. And, after they had come to that place where the Lord Jesus was sitting like a king, and the rest of the boys standing round Him like His servants, the boys went hastily forward to meet him who had been bitten by the serpent, and said to his relations, “Come and salute the king.” But, when they were unwilling to go, on account of the sorrow in which they were, the boys dragged them by force against their will. And, when they had come up to the Lord Jesus, He asked them why they were carrying the boy. And, when they answered that a serpent had bitten him, the Lord Jesus said to the boys, “Let us go and kill that serpent.” And the parents of the boy asked leave to go away, because their son was in the agony of death; but the boys answered them, saying, “Did you not hear the king saying, “Let us go kill the serpent?” And will you not obey him?” And so, against their will, the child </w:t>
       </w:r>
       <w:r>
         <w:rPr>
           <w:rFonts w:ascii="Gentium" w:hAnsi="Gentium" w:cs="Gentium"/>
         </w:rPr>
         <w:lastRenderedPageBreak/>
-        <w:t>the child was carried back. And, when they came to the nest, the Lord Jesus said to the boys, “Is this the serpent’s place?” They said that it was; and the serpent, at the call of the Lord, came forth without delay, and submitted itself to Him. And He said to it, “Go away, and suck out all the poison that you have infused into this boy.” And so, the serpent crawled to the boy and sucked out all its poison. Then the Lord Jesus cursed it, and, immediately on this being done, it burst asunder; and the Lord Jesus stroked the boy with his hand, and he was healed. And he began to weep; but Jesus said, “Do not weep; for, by and by, you shall be my disciple.” And this is Simon the Canaanite, of whom mention is made in the Gospel.</w:t>
+        <w:t>was carried back. And, when they came to the nest, the Lord Jesus said to the boys, “Is this the serpent’s place?” They said that it was; and the serpent, at the call of the Lord, came forth without delay, and submitted itself to Him. And He said to it, “Go away, and suck out all the poison that you have infused into this boy.” And so, the serpent crawled to the boy and sucked out all its poison. Then the Lord Jesus cursed it, and, immediately on this being done, it burst asunder; and the Lord Jesus stroked the boy with his hand, and he was healed. And he began to weep; but Jesus said, “Do not weep; for, by and by, you shall be my disciple.” And this is Simon the Canaanite, of whom mention is made in the Gospel.</w:t>
       </w:r>
     </w:p>
     <w:p>
@@ -2568,14 +2568,14 @@
         <w:rPr>
           <w:rFonts w:ascii="Gentium" w:hAnsi="Gentium" w:cs="Gentium"/>
         </w:rPr>
-        <w:t xml:space="preserve">Again, on another day, the Lord Jesus was with the boys at a stream of water, and they had again made little fishponds. And the Lord Jesus had made twelve sparrows, and had arranged them round His fishpond, three on each side. And it was the Sabbath Day. Therefore, a Jew, the son of </w:t>
+        <w:t xml:space="preserve">Again, on another day, the Lord Jesus was with the boys at a stream of water, and they had again made little fish-ponds. And the Lord Jesus had made twelve sparrows, and had arranged them round His fish-pond, three on each side. And it was the Sabbath Day. Therefore, a Jew, the son of Hanan, coming up and seeing them thus engaged, said in anger and great indignation, “Do you make figures of clay on the Sabbath Day?” </w:t>
       </w:r>
       <w:r>
         <w:rPr>
           <w:rFonts w:ascii="Gentium" w:hAnsi="Gentium" w:cs="Gentium"/>
         </w:rPr>
         <w:lastRenderedPageBreak/>
-        <w:t>Hanan, coming up and seeing them thus engaged, said in anger and great indignation, “Do you make figures of clay on the Sabbath Day?” And he ran quickly and destroyed their fishponds. But, when the Lord Jesus clapped His hands over the sparrows that He had made, they flew away chirping. Then the son of Hanan came up to the fishpond of Jesus also, and kicked it with his shoes, and the water of it vanished away. And the Lord Jesus said to him, “As that water has vanished away, so your life shall likewise vanish away.” And, immediately, that boy dried up.</w:t>
+        <w:t>And he ran quickly and destroyed their fish-ponds. But, when the Lord Jesus clapped His hands over the sparrows that He had made, they flew away chirping. Then the son of Hanan came up to the fish-pond of Jesus also, and kicked it with his shoes, and the water of it vanished away. And the Lord Jesus said to him, “As that water has vanished away, so your life shall likewise vanish away.” And, immediately, that boy dried up.</w:t>
       </w:r>
     </w:p>
     <w:p>
@@ -2679,19 +2679,7 @@
         <w:rPr>
           <w:rFonts w:ascii="Gentium" w:hAnsi="Gentium" w:cs="Gentium"/>
         </w:rPr>
-        <w:t xml:space="preserve">There was, moreover, at Jerusalem, a certain man named Zacchaeus, who taught boys. He said to Joseph, “Why, O Joseph, do you not bring Jesus to the to learn his letters?” Joseph agreed to do so and reported the matter to the Lady Mary. They, therefore, took Him to the master; and he, as soon as he saw Him, wrote out the alphabet for Him, and told Him to say Aleph. And when He had said Aleph, the master ordered Him to pronounce Beth. And the Lord Jesus said to him, “Tell me first the meaning of the letter Aleph, and then I shall pronounce Beth.” And, when the master threatened to flog Him, the Lord Jesus explained to him the meanings of the letters Aleph and Beth; also which figures of the letter were straight, which crooked, which drawn round into a spiral, which marked with points, which without them, why one letter went before another; and many other things He began to recount and to elucidate that the master himself had never either heard or read in any book. The Lord Jesus, moreover, said to the master, “Listen, and I shall say them to you.” And He began clearly and distinctly to repeat Aleph, Beth, Gimel, Daleth, on to Tau. And the master was astonished and said, “I think that this boy was born before Noah.” And, turning to Joseph, he said, “You have brought to me to be taught a boy more learned than all the masters.” To the Lady Mary also </w:t>
-      </w:r>
-      <w:r>
-        <w:rPr>
-          <w:rFonts w:ascii="Gentium" w:hAnsi="Gentium" w:cs="Gentium"/>
-        </w:rPr>
-        <w:t>h</w:t>
-      </w:r>
-      <w:r>
-        <w:rPr>
-          <w:rFonts w:ascii="Gentium" w:hAnsi="Gentium" w:cs="Gentium"/>
-        </w:rPr>
-        <w:t>e said, “This son of yours has no need of instruction.”</w:t>
+        <w:t>There was, moreover, at Jerusalem, a certain man named Zacchaeus, who taught boys. He said to Joseph, “Why, O Joseph, do you not bring Jesus to learn his letters?” Joseph agreed to do so and reported the matter to the Lady Mary. They, therefore, took Him to the master; and he, as soon as he saw Him, wrote out the alphabet for Him, and told Him to say Aleph. And when He had said Aleph, the master ordered Him to pronounce Beth. And the Lord Jesus said to him, “Tell me first the meaning of the letter Aleph, and then I shall pronounce Beth.” And, when the master threatened to flog Him, the Lord Jesus explained to him the meanings of the letters Aleph and Beth; also which figures of the letter were straight, which crooked, which drawn round into a spiral, which marked with points, which without them, why one letter went before another; and many other things He began to recount and to elucidate that the master himself had never either heard or read in any book. The Lord Jesus, moreover, said to the master, “Listen, and I shall say them to you.” And He began clearly and distinctly to repeat Aleph, Beth, Gimel, Daleth, on to Tau. And the master was astonished and said, “I think that this boy was born before Noah.” And, turning to Joseph, he said, “You have brought to me to be taught a boy more learned than all the masters.” To the Lady Mary also he said, “This son of yours has no need of instruction.”</w:t>
       </w:r>
     </w:p>
     <w:p>
@@ -2780,23 +2768,29 @@
           <w:sz w:val="28"/>
           <w:szCs w:val="28"/>
         </w:rPr>
+        <w:t>Chapter 50</w:t>
+      </w:r>
+    </w:p>
+    <w:p>
+      <w:pPr>
+        <w:spacing w:before="120"/>
+        <w:jc w:val="both"/>
+        <w:rPr>
+          <w:rFonts w:ascii="Gentium" w:hAnsi="Gentium" w:cs="Gentium"/>
+        </w:rPr>
+      </w:pPr>
+      <w:r>
+        <w:rPr>
+          <w:rFonts w:ascii="Gentium" w:hAnsi="Gentium" w:cs="Gentium"/>
+        </w:rPr>
+        <w:t xml:space="preserve">And, when He was twelve years old, they took Him to Jerusalem to the feast. And, when the feast was finished, they indeed returned; but the Lord Jesus remained in the temple among the teachers and elders and learned men of the sons of Israel, to whom He put various questions on the sciences, and gave answers in His turn. For, He said to them, “Whose son is the Messiah?” They answered Him, “The son of David.” “Why, </w:t>
+      </w:r>
+      <w:r>
+        <w:rPr>
+          <w:rFonts w:ascii="Gentium" w:hAnsi="Gentium" w:cs="Gentium"/>
+        </w:rPr>
         <w:lastRenderedPageBreak/>
-        <w:t>Chapter 50</w:t>
-      </w:r>
-    </w:p>
-    <w:p>
-      <w:pPr>
-        <w:spacing w:before="120"/>
-        <w:jc w:val="both"/>
-        <w:rPr>
-          <w:rFonts w:ascii="Gentium" w:hAnsi="Gentium" w:cs="Gentium"/>
-        </w:rPr>
-      </w:pPr>
-      <w:r>
-        <w:rPr>
-          <w:rFonts w:ascii="Gentium" w:hAnsi="Gentium" w:cs="Gentium"/>
-        </w:rPr>
-        <w:t>And, when He was twelve years old, they took Him to Jerusalem to the feast. And, when the feast was finished, they indeed returned; but the Lord Jesus remained in the temple among the teachers and elders and learned men of the sons of Israel, to whom He put various questions on the sciences, and gave answers in His turn. For, He said to them, “Whose son is the Messiah?” They answered Him, “The son of David.” “Why, then,” said He, “does he in the Spirit call him his lord, when he says, ‘The Lord said to my lord: Sit at my right hand, that I may put your enemies under your footsteps?’” Again, the chief of the teachers said to Him, “Have you read the books?” “Both the books,” said the Lord Jesus, “and the things contained in the books.” And He explained the books, and the law, and the precepts, and the statutes, and the mysteries, which are contained in the books of the prophets – things that the understanding of no creature attains to. That teacher, therefore, said, “I hitherto have neither attained to nor heard of such knowledge. Who, pray, do you think that boy will be?”</w:t>
+        <w:t>then,” said He, “does he in the Spirit call him his lord, when he says, ‘The Lord said to my lord: Sit at my right hand, that I may put your enemies under your footsteps?’” Again, the chief of the teachers said to Him, “Have you read the books?” “Both the books,” said the Lord Jesus, “and the things contained in the books.” And He explained the books, and the law, and the precepts, and the statutes, and the mysteries, which are contained in the books of the prophets – things that the understanding of no creature attains to. That teacher, therefore, said, “I hitherto have neither attained to nor heard of such knowledge. Who, pray, do you think that boy will be?”</w:t>
       </w:r>
     </w:p>
     <w:p>
@@ -2952,50 +2946,44 @@
         <w:rPr>
           <w:rFonts w:ascii="Gentium" w:hAnsi="Gentium" w:cs="Gentium"/>
         </w:rPr>
-        <w:t xml:space="preserve">While they were speaking to each other of these and other things, the Lady Mary came, after having gone about seeking Him for three days along with Joseph. She, therefore, seeing Him sitting among the teachers asking them questions, and answering in His turn, said to Him, “My son, why have you treated us thus? Behold, your father and I have sought you with great trouble.” But He said, “Why do you seek me? Do you not know that I ought to occupy myself in my Father’s house?” But they did not understand the words that He spoke to them. Then those teachers asked Mary whether He were her son; and, when she signified that He was, they said, “Blessed are you, O Mary, who has brought forth </w:t>
-      </w:r>
-      <w:r>
-        <w:rPr>
-          <w:rFonts w:ascii="Gentium" w:hAnsi="Gentium" w:cs="Gentium"/>
+        <w:t>While they were speaking to each other of these and other things, the Lady Mary came, after having gone about seeking Him for three days along with Joseph. She, therefore, seeing Him sitting among the teachers asking them questions, and answering in His turn, said to Him, “My son, why have you treated us thus? Behold, your father and I have sought you with great trouble.” But He said, “Why do you seek me? Do you not know that I ought to occupy myself in my Father’s house?” But they did not understand the words that He spoke to them. Then those teachers asked Mary whether He were her son; and, when she signified that He was, they said, “Blessed are you, O Mary, who has brought forth such a son.” And, returning with them to Nazareth, He obeyed them in all things. And His mother kept all these words of His in her heart. And the Lord Jesus advanced in stature, and in wisdom, and in favour with God and man.</w:t>
+      </w:r>
+    </w:p>
+    <w:p>
+      <w:pPr>
+        <w:sectPr>
+          <w:type w:val="continuous"/>
+          <w:pgSz w:w="16838" w:h="11906" w:orient="landscape"/>
+          <w:pgMar w:top="1418" w:right="1418" w:bottom="1418" w:left="1418" w:header="0" w:footer="0" w:gutter="0"/>
+          <w:cols w:space="720"/>
+          <w:formProt w:val="0"/>
+          <w:docGrid w:linePitch="600" w:charSpace="32768"/>
+        </w:sectPr>
+      </w:pPr>
+    </w:p>
+    <w:p>
+      <w:pPr>
+        <w:keepNext/>
+        <w:widowControl w:val="0"/>
+        <w:spacing w:before="120"/>
+        <w:jc w:val="center"/>
+        <w:rPr>
+          <w:rFonts w:ascii="Gentium" w:hAnsi="Gentium" w:cs="Gentium"/>
+          <w:b/>
+          <w:bCs/>
+          <w:sz w:val="28"/>
+          <w:szCs w:val="28"/>
+        </w:rPr>
+      </w:pPr>
+      <w:r>
+        <w:rPr>
+          <w:rFonts w:ascii="Gentium" w:hAnsi="Gentium" w:cs="Gentium"/>
+          <w:b/>
+          <w:bCs/>
+          <w:sz w:val="28"/>
+          <w:szCs w:val="28"/>
         </w:rPr>
         <w:lastRenderedPageBreak/>
-        <w:t>such a son.” And, returning with them to Nazareth, He obeyed them in all things. And His mother kept all these words of His in her heart. And the Lord Jesus advanced in stature, and in wisdom, and in favour with God and man.</w:t>
-      </w:r>
-    </w:p>
-    <w:p>
-      <w:pPr>
-        <w:sectPr>
-          <w:type w:val="continuous"/>
-          <w:pgSz w:w="16838" w:h="11906" w:orient="landscape"/>
-          <w:pgMar w:top="1418" w:right="1418" w:bottom="1418" w:left="1418" w:header="0" w:footer="0" w:gutter="0"/>
-          <w:cols w:space="720"/>
-          <w:formProt w:val="0"/>
-          <w:docGrid w:linePitch="600" w:charSpace="32768"/>
-        </w:sectPr>
-      </w:pPr>
-    </w:p>
-    <w:p>
-      <w:pPr>
-        <w:keepNext/>
-        <w:widowControl w:val="0"/>
-        <w:spacing w:before="120"/>
-        <w:jc w:val="center"/>
-        <w:rPr>
-          <w:rFonts w:ascii="Gentium" w:hAnsi="Gentium" w:cs="Gentium"/>
-          <w:b/>
-          <w:bCs/>
-          <w:sz w:val="28"/>
-          <w:szCs w:val="28"/>
-        </w:rPr>
-      </w:pPr>
-      <w:r>
-        <w:rPr>
-          <w:rFonts w:ascii="Gentium" w:hAnsi="Gentium" w:cs="Gentium"/>
-          <w:b/>
-          <w:bCs/>
-          <w:sz w:val="28"/>
-          <w:szCs w:val="28"/>
-        </w:rPr>
         <w:t>Chapter 54</w:t>
       </w:r>
     </w:p>
@@ -3063,7 +3051,7 @@
         <w:rPr>
           <w:rFonts w:ascii="Gentium" w:hAnsi="Gentium" w:cs="Gentium"/>
         </w:rPr>
-        <w:t>This is He whom we adore with supplications, who has given us being and life, and who has brought us from our mothers; wombs; who, for our sakes, assumed a human body and redeemed us, that He might embrace us in eternal compassion, and show to us His mercy according to His liberality, and beneficence, and generosity, and benevolence. To Him is glory, and beneficence, and power, and dominion, from this time forth for evermore. Amen. Here ends the whole Gospel of the Infancy, with the aid of God Most High, according to what we have found in the original.</w:t>
+        <w:t>This is He whom we adore with supplications, who has given us being and life, and who has brought us from our mothers’ wombs; who, for our sakes, assumed a human body and redeemed us, that He might embrace us in eternal compassion, and show to us His mercy according to His liberality, and beneficence, and generosity, and benevolence. To Him is glory, and beneficence, and power, and dominion, from this time forth for evermore. Amen. Here ends the whole Gospel of the Infancy, with the aid of God Most High, according to what we have found in the original.</w:t>
       </w:r>
     </w:p>
     <w:sectPr>
